--- a/template - Copy.docx
+++ b/template - Copy.docx
@@ -1,6 +1,6 @@
 
 <file path=word/document.xml><?xml version="1.0" encoding="utf-8"?>
-<w:document xmlns:wpc="http://schemas.microsoft.com/office/word/2010/wordprocessingCanvas" xmlns:cx="http://schemas.microsoft.com/office/drawing/2014/chartex" xmlns:cx1="http://schemas.microsoft.com/office/drawing/2015/9/8/chartex" xmlns:cx2="http://schemas.microsoft.com/office/drawing/2015/10/21/chartex" xmlns:cx3="http://schemas.microsoft.com/office/drawing/2016/5/9/chartex" xmlns:cx4="http://schemas.microsoft.com/office/drawing/2016/5/10/chartex" xmlns:cx5="http://schemas.microsoft.com/office/drawing/2016/5/11/chartex" xmlns:cx6="http://schemas.microsoft.com/office/drawing/2016/5/12/chartex" xmlns:cx7="http://schemas.microsoft.com/office/drawing/2016/5/13/chartex" xmlns:cx8="http://schemas.microsoft.com/office/drawing/2016/5/14/chartex" xmlns:mc="http://schemas.openxmlformats.org/markup-compatibility/2006" xmlns:aink="http://schemas.microsoft.com/office/drawing/2016/ink" xmlns:am3d="http://schemas.microsoft.com/office/drawing/2017/model3d" xmlns:o="urn:schemas-microsoft-com:office:office" xmlns:oel="http://schemas.microsoft.com/office/2019/extlst" xmlns:r="http://schemas.openxmlformats.org/officeDocument/2006/relationships" xmlns:m="http://schemas.openxmlformats.org/officeDocument/2006/math" xmlns:v="urn:schemas-microsoft-com:vml" xmlns:wp14="http://schemas.microsoft.com/office/word/2010/wordprocessingDrawing" xmlns:wp="http://schemas.openxmlformats.org/drawingml/2006/wordprocessingDrawing" xmlns:w10="urn:schemas-microsoft-com:office:word" xmlns:w="http://schemas.openxmlformats.org/wordprocessingml/2006/main" xmlns:w14="http://schemas.microsoft.com/office/word/2010/wordml" xmlns:w15="http://schemas.microsoft.com/office/word/2012/wordml" xmlns:w16cex="http://schemas.microsoft.com/office/word/2018/wordml/cex" xmlns:w16cid="http://schemas.microsoft.com/office/word/2016/wordml/cid" xmlns:w16="http://schemas.microsoft.com/office/word/2018/wordml" xmlns:w16du="http://schemas.microsoft.com/office/word/2023/wordml/word16du" xmlns:w16sdtdh="http://schemas.microsoft.com/office/word/2020/wordml/sdtdatahash" xmlns:w16sdtfl="http://schemas.microsoft.com/office/word/2024/wordml/sdtformatlock" xmlns:w16se="http://schemas.microsoft.com/office/word/2015/wordml/symex" xmlns:wpg="http://schemas.microsoft.com/office/word/2010/wordprocessingGroup" xmlns:wpi="http://schemas.microsoft.com/office/word/2010/wordprocessingInk" xmlns:wne="http://schemas.microsoft.com/office/word/2006/wordml" xmlns:wps="http://schemas.microsoft.com/office/word/2010/wordprocessingShape" mc:Ignorable="w14 w15 w16se w16cid w16 w16cex w16sdtdh w16sdtfl w16du wp14">
+<w:document xmlns:wpc="http://schemas.microsoft.com/office/word/2010/wordprocessingCanvas" xmlns:cx="http://schemas.microsoft.com/office/drawing/2014/chartex" xmlns:cx1="http://schemas.microsoft.com/office/drawing/2015/9/8/chartex" xmlns:cx2="http://schemas.microsoft.com/office/drawing/2015/10/21/chartex" xmlns:cx3="http://schemas.microsoft.com/office/drawing/2016/5/9/chartex" xmlns:cx4="http://schemas.microsoft.com/office/drawing/2016/5/10/chartex" xmlns:cx5="http://schemas.microsoft.com/office/drawing/2016/5/11/chartex" xmlns:cx6="http://schemas.microsoft.com/office/drawing/2016/5/12/chartex" xmlns:cx7="http://schemas.microsoft.com/office/drawing/2016/5/13/chartex" xmlns:cx8="http://schemas.microsoft.com/office/drawing/2016/5/14/chartex" xmlns:mc="http://schemas.openxmlformats.org/markup-compatibility/2006" xmlns:aink="http://schemas.microsoft.com/office/drawing/2016/ink" xmlns:am3d="http://schemas.microsoft.com/office/drawing/2017/model3d" xmlns:o="urn:schemas-microsoft-com:office:office" xmlns:oel="http://schemas.microsoft.com/office/2019/extlst" xmlns:r="http://schemas.openxmlformats.org/officeDocument/2006/relationships" xmlns:m="http://schemas.openxmlformats.org/officeDocument/2006/math" xmlns:v="urn:schemas-microsoft-com:vml" xmlns:wp14="http://schemas.microsoft.com/office/word/2010/wordprocessingDrawing" xmlns:wp="http://schemas.openxmlformats.org/drawingml/2006/wordprocessingDrawing" xmlns:w10="urn:schemas-microsoft-com:office:word" xmlns:w="http://schemas.openxmlformats.org/wordprocessingml/2006/main" xmlns:w14="http://schemas.microsoft.com/office/word/2010/wordml" xmlns:w15="http://schemas.microsoft.com/office/word/2012/wordml" xmlns:w16cex="http://schemas.microsoft.com/office/word/2018/wordml/cex" xmlns:w16cid="http://schemas.microsoft.com/office/word/2016/wordml/cid" xmlns:w16="http://schemas.microsoft.com/office/word/2018/wordml" xmlns:w16du="http://schemas.microsoft.com/office/word/2023/wordml/word16du" xmlns:w16sdtdh="http://schemas.microsoft.com/office/word/2020/wordml/sdtdatahash" xmlns:w16se="http://schemas.microsoft.com/office/word/2015/wordml/symex" xmlns:wpg="http://schemas.microsoft.com/office/word/2010/wordprocessingGroup" xmlns:wpi="http://schemas.microsoft.com/office/word/2010/wordprocessingInk" xmlns:wne="http://schemas.microsoft.com/office/word/2006/wordml" xmlns:wps="http://schemas.microsoft.com/office/word/2010/wordprocessingShape" mc:Ignorable="w14 w15 w16se w16cid w16 w16cex w16sdtdh w16du wp14">
   <w:body>
     <w:p>
       <w:pPr>
@@ -309,7 +309,31 @@
           <w:bCs/>
           <w:lang w:eastAsia="ru-RU"/>
         </w:rPr>
-        <w:t>1. Добовий наряд на “___” _________ 20___ року призначити в складі:</w:t>
+        <w:t xml:space="preserve">1. Добовий наряд на </w:t>
+      </w:r>
+      <w:r>
+        <w:rPr>
+          <w:rFonts w:eastAsia="Times New Roman"/>
+          <w:bCs/>
+          <w:lang w:eastAsia="ru-RU"/>
+        </w:rPr>
+        <w:t>{date}</w:t>
+      </w:r>
+      <w:r>
+        <w:rPr>
+          <w:rFonts w:eastAsia="Times New Roman"/>
+          <w:bCs/>
+          <w:lang w:val="ru-MD" w:eastAsia="ru-RU"/>
+        </w:rPr>
+        <w:t xml:space="preserve"> </w:t>
+      </w:r>
+      <w:r>
+        <w:rPr>
+          <w:rFonts w:eastAsia="Times New Roman"/>
+          <w:bCs/>
+          <w:lang w:eastAsia="ru-RU"/>
+        </w:rPr>
+        <w:t>року призначити в складі:</w:t>
       </w:r>
     </w:p>
     <w:p>
@@ -336,7 +360,7 @@
           <w:rFonts w:eastAsia="Times New Roman"/>
           <w:lang w:eastAsia="ru-RU"/>
         </w:rPr>
-        <w:t>(займана посада, військове звання, прізвище та ініціали).</w:t>
+        <w:t>{duty_officer}</w:t>
       </w:r>
     </w:p>
     <w:p>
@@ -363,7 +387,7 @@
           <w:rFonts w:eastAsia="Times New Roman"/>
           <w:lang w:eastAsia="ru-RU"/>
         </w:rPr>
-        <w:t>(займана посада, військове звання, прізвище та ініціали).</w:t>
+        <w:t>{assistant_duty}</w:t>
       </w:r>
     </w:p>
     <w:p>
@@ -390,15 +414,7 @@
           <w:rFonts w:eastAsia="Times New Roman"/>
           <w:lang w:eastAsia="ru-RU"/>
         </w:rPr>
-        <w:t>(займана посада, військове звання, прізвище та ініціали)</w:t>
-      </w:r>
-      <w:r>
-        <w:rPr>
-          <w:rFonts w:eastAsia="Times New Roman"/>
-          <w:bCs/>
-          <w:lang w:eastAsia="ru-RU"/>
-        </w:rPr>
-        <w:t>.</w:t>
+        <w:t>{guard_chief}</w:t>
       </w:r>
     </w:p>
     <w:p>
@@ -425,15 +441,7 @@
           <w:rFonts w:eastAsia="Times New Roman"/>
           <w:lang w:eastAsia="ru-RU"/>
         </w:rPr>
-        <w:t>(займана посада, військове звання, прізвище та ініціали)</w:t>
-      </w:r>
-      <w:r>
-        <w:rPr>
-          <w:rFonts w:eastAsia="Times New Roman"/>
-          <w:bCs/>
-          <w:lang w:eastAsia="ru-RU"/>
-        </w:rPr>
-        <w:t>.</w:t>
+        <w:t>{park_duty}</w:t>
       </w:r>
     </w:p>
     <w:p>
@@ -453,7 +461,15 @@
           <w:bCs/>
           <w:lang w:eastAsia="ru-RU"/>
         </w:rPr>
-        <w:t>1.5. Черговий підрозділ – (назва підрозділу).</w:t>
+        <w:t xml:space="preserve">1.5. Черговий підрозділ – </w:t>
+      </w:r>
+      <w:r>
+        <w:rPr>
+          <w:rFonts w:eastAsia="Times New Roman"/>
+          <w:bCs/>
+          <w:lang w:eastAsia="ru-RU"/>
+        </w:rPr>
+        <w:t>{duty_subunit}</w:t>
       </w:r>
     </w:p>
     <w:p>
@@ -473,7 +489,15 @@
           <w:bCs/>
           <w:lang w:eastAsia="ru-RU"/>
         </w:rPr>
-        <w:t>1.6. Добовий наряд від (назва підрозділу).</w:t>
+        <w:t xml:space="preserve">1.6. Добовий наряд від </w:t>
+      </w:r>
+      <w:r>
+        <w:rPr>
+          <w:rFonts w:eastAsia="Times New Roman"/>
+          <w:bCs/>
+          <w:lang w:eastAsia="ru-RU"/>
+        </w:rPr>
+        <w:t>{subunit_duty}</w:t>
       </w:r>
     </w:p>
     <w:p>
@@ -493,7 +517,23 @@
           <w:bCs/>
           <w:lang w:eastAsia="ru-RU"/>
         </w:rPr>
-        <w:t>1.7. Наряд на роботи від (назва підрозділу) (у цьому пункті вказується також тривалість роботи, на котру годину, куди та в чиє розпорядження має прибути наряд).</w:t>
+        <w:t xml:space="preserve">1.7. Наряд на роботи від </w:t>
+      </w:r>
+      <w:r>
+        <w:rPr>
+          <w:rFonts w:eastAsia="Times New Roman"/>
+          <w:bCs/>
+          <w:lang w:eastAsia="ru-RU"/>
+        </w:rPr>
+        <w:t xml:space="preserve">{work_duty} </w:t>
+      </w:r>
+      <w:r>
+        <w:rPr>
+          <w:rFonts w:eastAsia="Times New Roman"/>
+          <w:bCs/>
+          <w:lang w:eastAsia="ru-RU"/>
+        </w:rPr>
+        <w:t>(у цьому пункті вказується також тривалість роботи, на котру годину, куди та в чиє розпорядження має прибути наряд).</w:t>
       </w:r>
     </w:p>
     <w:p>
@@ -504,16 +544,60 @@
         <w:rPr>
           <w:rFonts w:eastAsia="Times New Roman"/>
           <w:bCs/>
-          <w:lang w:eastAsia="ru-RU"/>
-        </w:rPr>
-      </w:pPr>
-      <w:r>
-        <w:rPr>
-          <w:rFonts w:eastAsia="Times New Roman"/>
-          <w:bCs/>
-          <w:lang w:eastAsia="ru-RU"/>
-        </w:rPr>
-        <w:t>1.8. Зброю і боєприпаси для несення служби видавати (вказується вид зброї, кількість боєприпасів і посадові особи добового наряду, яким видається зброя).</w:t>
+          <w:lang w:val="ru-RU" w:eastAsia="ru-RU"/>
+        </w:rPr>
+      </w:pPr>
+      <w:r>
+        <w:rPr>
+          <w:rFonts w:eastAsia="Times New Roman"/>
+          <w:bCs/>
+          <w:lang w:eastAsia="ru-RU"/>
+        </w:rPr>
+        <w:t xml:space="preserve">1.8. Зброю і боєприпаси для несення служби видавати </w:t>
+      </w:r>
+      <w:r>
+        <w:rPr>
+          <w:rFonts w:eastAsia="Times New Roman"/>
+          <w:bCs/>
+          <w:lang w:eastAsia="ru-RU"/>
+        </w:rPr>
+        <w:t>{weapon_ammo}</w:t>
+      </w:r>
+    </w:p>
+    <w:p>
+      <w:pPr>
+        <w:spacing w:after="160"/>
+        <w:ind w:firstLine="709"/>
+        <w:jc w:val="both"/>
+        <w:rPr>
+          <w:rFonts w:eastAsia="Times New Roman"/>
+          <w:bCs/>
+          <w:lang w:val="ru-RU" w:eastAsia="ru-RU"/>
+        </w:rPr>
+      </w:pPr>
+      <w:r>
+        <w:rPr>
+          <w:rFonts w:eastAsia="Times New Roman"/>
+          <w:bCs/>
+          <w:lang w:val="ru-RU" w:eastAsia="ru-RU"/>
+        </w:rPr>
+        <w:t>{</w:t>
+      </w:r>
+      <w:r>
+        <w:rPr>
+          <w:rFonts w:eastAsia="Times New Roman"/>
+          <w:bCs/>
+          <w:lang w:val="en-US" w:eastAsia="ru-RU"/>
+        </w:rPr>
+        <w:t>items</w:t>
+      </w:r>
+      <w:r>
+        <w:rPr>
+          <w:rFonts w:eastAsia="Times New Roman"/>
+          <w:bCs/>
+          <w:lang w:val="ru-RU" w:eastAsia="ru-RU"/>
+        </w:rPr>
+        <w:t>}</w:t>
       </w:r>
     </w:p>
     <w:p>
@@ -558,7 +642,7 @@
 </file>
 
 <file path=word/styles.xml><?xml version="1.0" encoding="utf-8"?>
-<w:styles xmlns:mc="http://schemas.openxmlformats.org/markup-compatibility/2006" xmlns:r="http://schemas.openxmlformats.org/officeDocument/2006/relationships" xmlns:w="http://schemas.openxmlformats.org/wordprocessingml/2006/main" xmlns:w14="http://schemas.microsoft.com/office/word/2010/wordml" xmlns:w15="http://schemas.microsoft.com/office/word/2012/wordml" xmlns:w16cex="http://schemas.microsoft.com/office/word/2018/wordml/cex" xmlns:w16cid="http://schemas.microsoft.com/office/word/2016/wordml/cid" xmlns:w16="http://schemas.microsoft.com/office/word/2018/wordml" xmlns:w16du="http://schemas.microsoft.com/office/word/2023/wordml/word16du" xmlns:w16sdtdh="http://schemas.microsoft.com/office/word/2020/wordml/sdtdatahash" xmlns:w16sdtfl="http://schemas.microsoft.com/office/word/2024/wordml/sdtformatlock" xmlns:w16se="http://schemas.microsoft.com/office/word/2015/wordml/symex" mc:Ignorable="w14 w15 w16se w16cid w16 w16cex w16sdtdh w16sdtfl w16du">
+<w:styles xmlns:mc="http://schemas.openxmlformats.org/markup-compatibility/2006" xmlns:r="http://schemas.openxmlformats.org/officeDocument/2006/relationships" xmlns:w="http://schemas.openxmlformats.org/wordprocessingml/2006/main" xmlns:w14="http://schemas.microsoft.com/office/word/2010/wordml" xmlns:w15="http://schemas.microsoft.com/office/word/2012/wordml" xmlns:w16cex="http://schemas.microsoft.com/office/word/2018/wordml/cex" xmlns:w16cid="http://schemas.microsoft.com/office/word/2016/wordml/cid" xmlns:w16="http://schemas.microsoft.com/office/word/2018/wordml" xmlns:w16du="http://schemas.microsoft.com/office/word/2023/wordml/word16du" xmlns:w16sdtdh="http://schemas.microsoft.com/office/word/2020/wordml/sdtdatahash" xmlns:w16se="http://schemas.microsoft.com/office/word/2015/wordml/symex" mc:Ignorable="w14 w15 w16se w16cid w16 w16cex w16sdtdh w16du">
   <w:docDefaults>
     <w:rPrDefault>
       <w:rPr>
@@ -948,16 +1032,16 @@
     <w:lsdException w:name="Unresolved Mention" w:semiHidden="1" w:unhideWhenUsed="1"/>
     <w:lsdException w:name="Smart Link" w:semiHidden="1" w:unhideWhenUsed="1"/>
   </w:latentStyles>
-  <w:style w:type="paragraph" w:default="1" w:styleId="Normal">
+  <w:style w:type="paragraph" w:default="1" w:styleId="a">
     <w:name w:val="Normal"/>
     <w:uiPriority w:val="99"/>
     <w:qFormat/>
   </w:style>
-  <w:style w:type="paragraph" w:styleId="Heading1">
+  <w:style w:type="paragraph" w:styleId="1">
     <w:name w:val="heading 1"/>
-    <w:basedOn w:val="Normal"/>
-    <w:next w:val="Normal"/>
-    <w:link w:val="Heading1Char"/>
+    <w:basedOn w:val="a"/>
+    <w:next w:val="a"/>
+    <w:link w:val="10"/>
     <w:uiPriority w:val="9"/>
     <w:qFormat/>
     <w:pPr>
@@ -973,11 +1057,11 @@
       <w:color w:val="2E74B5" w:themeColor="accent1" w:themeShade="BF"/>
     </w:rPr>
   </w:style>
-  <w:style w:type="paragraph" w:styleId="Heading2">
+  <w:style w:type="paragraph" w:styleId="2">
     <w:name w:val="heading 2"/>
-    <w:basedOn w:val="Normal"/>
-    <w:next w:val="Normal"/>
-    <w:link w:val="Heading2Char"/>
+    <w:basedOn w:val="a"/>
+    <w:next w:val="a"/>
+    <w:link w:val="20"/>
     <w:uiPriority w:val="9"/>
     <w:semiHidden/>
     <w:unhideWhenUsed/>
@@ -997,11 +1081,11 @@
       <w:szCs w:val="26"/>
     </w:rPr>
   </w:style>
-  <w:style w:type="paragraph" w:styleId="Heading3">
+  <w:style w:type="paragraph" w:styleId="3">
     <w:name w:val="heading 3"/>
-    <w:basedOn w:val="Normal"/>
-    <w:next w:val="Normal"/>
-    <w:link w:val="Heading3Char"/>
+    <w:basedOn w:val="a"/>
+    <w:next w:val="a"/>
+    <w:link w:val="30"/>
     <w:uiPriority w:val="9"/>
     <w:semiHidden/>
     <w:unhideWhenUsed/>
@@ -1019,11 +1103,11 @@
       <w:color w:val="5B9BD5" w:themeColor="accent1"/>
     </w:rPr>
   </w:style>
-  <w:style w:type="paragraph" w:styleId="Heading4">
+  <w:style w:type="paragraph" w:styleId="4">
     <w:name w:val="heading 4"/>
-    <w:basedOn w:val="Normal"/>
-    <w:next w:val="Normal"/>
-    <w:link w:val="Heading4Char"/>
+    <w:basedOn w:val="a"/>
+    <w:next w:val="a"/>
+    <w:link w:val="40"/>
     <w:uiPriority w:val="9"/>
     <w:semiHidden/>
     <w:unhideWhenUsed/>
@@ -1043,11 +1127,11 @@
       <w:color w:val="5B9BD5" w:themeColor="accent1"/>
     </w:rPr>
   </w:style>
-  <w:style w:type="paragraph" w:styleId="Heading5">
+  <w:style w:type="paragraph" w:styleId="5">
     <w:name w:val="heading 5"/>
-    <w:basedOn w:val="Normal"/>
-    <w:next w:val="Normal"/>
-    <w:link w:val="Heading5Char"/>
+    <w:basedOn w:val="a"/>
+    <w:next w:val="a"/>
+    <w:link w:val="50"/>
     <w:uiPriority w:val="9"/>
     <w:semiHidden/>
     <w:unhideWhenUsed/>
@@ -1063,11 +1147,11 @@
       <w:color w:val="1F4D78" w:themeColor="accent1" w:themeShade="7F"/>
     </w:rPr>
   </w:style>
-  <w:style w:type="paragraph" w:styleId="Heading6">
+  <w:style w:type="paragraph" w:styleId="6">
     <w:name w:val="heading 6"/>
-    <w:basedOn w:val="Normal"/>
-    <w:next w:val="Normal"/>
-    <w:link w:val="Heading6Char"/>
+    <w:basedOn w:val="a"/>
+    <w:next w:val="a"/>
+    <w:link w:val="60"/>
     <w:uiPriority w:val="9"/>
     <w:semiHidden/>
     <w:unhideWhenUsed/>
@@ -1085,11 +1169,11 @@
       <w:color w:val="1F4D78" w:themeColor="accent1" w:themeShade="7F"/>
     </w:rPr>
   </w:style>
-  <w:style w:type="paragraph" w:styleId="Heading7">
+  <w:style w:type="paragraph" w:styleId="7">
     <w:name w:val="heading 7"/>
-    <w:basedOn w:val="Normal"/>
-    <w:next w:val="Normal"/>
-    <w:link w:val="Heading7Char"/>
+    <w:basedOn w:val="a"/>
+    <w:next w:val="a"/>
+    <w:link w:val="70"/>
     <w:uiPriority w:val="9"/>
     <w:semiHidden/>
     <w:unhideWhenUsed/>
@@ -1107,11 +1191,11 @@
       <w:color w:val="404040" w:themeColor="text1" w:themeTint="BF"/>
     </w:rPr>
   </w:style>
-  <w:style w:type="paragraph" w:styleId="Heading8">
+  <w:style w:type="paragraph" w:styleId="8">
     <w:name w:val="heading 8"/>
-    <w:basedOn w:val="Normal"/>
-    <w:next w:val="Normal"/>
-    <w:link w:val="Heading8Char"/>
+    <w:basedOn w:val="a"/>
+    <w:next w:val="a"/>
+    <w:link w:val="80"/>
     <w:uiPriority w:val="9"/>
     <w:semiHidden/>
     <w:unhideWhenUsed/>
@@ -1129,11 +1213,11 @@
       <w:szCs w:val="20"/>
     </w:rPr>
   </w:style>
-  <w:style w:type="paragraph" w:styleId="Heading9">
+  <w:style w:type="paragraph" w:styleId="9">
     <w:name w:val="heading 9"/>
-    <w:basedOn w:val="Normal"/>
-    <w:next w:val="Normal"/>
-    <w:link w:val="Heading9Char"/>
+    <w:basedOn w:val="a"/>
+    <w:next w:val="a"/>
+    <w:link w:val="90"/>
     <w:uiPriority w:val="9"/>
     <w:semiHidden/>
     <w:unhideWhenUsed/>
@@ -1153,13 +1237,13 @@
       <w:szCs w:val="20"/>
     </w:rPr>
   </w:style>
-  <w:style w:type="character" w:default="1" w:styleId="DefaultParagraphFont">
+  <w:style w:type="character" w:default="1" w:styleId="a0">
     <w:name w:val="Default Paragraph Font"/>
     <w:uiPriority w:val="1"/>
     <w:semiHidden/>
     <w:unhideWhenUsed/>
   </w:style>
-  <w:style w:type="table" w:default="1" w:styleId="TableNormal">
+  <w:style w:type="table" w:default="1" w:styleId="a1">
     <w:name w:val="Normal Table"/>
     <w:uiPriority w:val="99"/>
     <w:semiHidden/>
@@ -1174,21 +1258,21 @@
       </w:tblCellMar>
     </w:tblPr>
   </w:style>
-  <w:style w:type="numbering" w:default="1" w:styleId="NoList">
+  <w:style w:type="numbering" w:default="1" w:styleId="a2">
     <w:name w:val="No List"/>
     <w:uiPriority w:val="99"/>
     <w:semiHidden/>
     <w:unhideWhenUsed/>
   </w:style>
-  <w:style w:type="paragraph" w:styleId="NoSpacing">
+  <w:style w:type="paragraph" w:styleId="a3">
     <w:name w:val="No Spacing"/>
     <w:uiPriority w:val="1"/>
     <w:qFormat/>
   </w:style>
-  <w:style w:type="character" w:customStyle="1" w:styleId="Heading1Char">
-    <w:name w:val="Heading 1 Char"/>
-    <w:basedOn w:val="DefaultParagraphFont"/>
-    <w:link w:val="Heading1"/>
+  <w:style w:type="character" w:customStyle="1" w:styleId="10">
+    <w:name w:val="Заголовок 1 Знак"/>
+    <w:basedOn w:val="a0"/>
+    <w:link w:val="1"/>
     <w:uiPriority w:val="9"/>
     <w:rPr>
       <w:rFonts w:asciiTheme="majorHAnsi" w:eastAsiaTheme="majorEastAsia" w:hAnsiTheme="majorHAnsi" w:cstheme="majorBidi"/>
@@ -1199,10 +1283,10 @@
       <w:szCs w:val="28"/>
     </w:rPr>
   </w:style>
-  <w:style w:type="character" w:customStyle="1" w:styleId="Heading2Char">
-    <w:name w:val="Heading 2 Char"/>
-    <w:basedOn w:val="DefaultParagraphFont"/>
-    <w:link w:val="Heading2"/>
+  <w:style w:type="character" w:customStyle="1" w:styleId="20">
+    <w:name w:val="Заголовок 2 Знак"/>
+    <w:basedOn w:val="a0"/>
+    <w:link w:val="2"/>
     <w:uiPriority w:val="9"/>
     <w:rPr>
       <w:rFonts w:asciiTheme="majorHAnsi" w:eastAsiaTheme="majorEastAsia" w:hAnsiTheme="majorHAnsi" w:cstheme="majorBidi"/>
@@ -1213,10 +1297,10 @@
       <w:szCs w:val="26"/>
     </w:rPr>
   </w:style>
-  <w:style w:type="character" w:customStyle="1" w:styleId="Heading3Char">
-    <w:name w:val="Heading 3 Char"/>
-    <w:basedOn w:val="DefaultParagraphFont"/>
-    <w:link w:val="Heading3"/>
+  <w:style w:type="character" w:customStyle="1" w:styleId="30">
+    <w:name w:val="Заголовок 3 Знак"/>
+    <w:basedOn w:val="a0"/>
+    <w:link w:val="3"/>
     <w:uiPriority w:val="9"/>
     <w:rPr>
       <w:rFonts w:asciiTheme="majorHAnsi" w:eastAsiaTheme="majorEastAsia" w:hAnsiTheme="majorHAnsi" w:cstheme="majorBidi"/>
@@ -1225,10 +1309,10 @@
       <w:color w:val="5B9BD5" w:themeColor="accent1"/>
     </w:rPr>
   </w:style>
-  <w:style w:type="character" w:customStyle="1" w:styleId="Heading4Char">
-    <w:name w:val="Heading 4 Char"/>
-    <w:basedOn w:val="DefaultParagraphFont"/>
-    <w:link w:val="Heading4"/>
+  <w:style w:type="character" w:customStyle="1" w:styleId="40">
+    <w:name w:val="Заголовок 4 Знак"/>
+    <w:basedOn w:val="a0"/>
+    <w:link w:val="4"/>
     <w:uiPriority w:val="9"/>
     <w:rPr>
       <w:rFonts w:asciiTheme="majorHAnsi" w:eastAsiaTheme="majorEastAsia" w:hAnsiTheme="majorHAnsi" w:cstheme="majorBidi"/>
@@ -1239,20 +1323,20 @@
       <w:color w:val="5B9BD5" w:themeColor="accent1"/>
     </w:rPr>
   </w:style>
-  <w:style w:type="character" w:customStyle="1" w:styleId="Heading5Char">
-    <w:name w:val="Heading 5 Char"/>
-    <w:basedOn w:val="DefaultParagraphFont"/>
-    <w:link w:val="Heading5"/>
+  <w:style w:type="character" w:customStyle="1" w:styleId="50">
+    <w:name w:val="Заголовок 5 Знак"/>
+    <w:basedOn w:val="a0"/>
+    <w:link w:val="5"/>
     <w:uiPriority w:val="9"/>
     <w:rPr>
       <w:rFonts w:asciiTheme="majorHAnsi" w:eastAsiaTheme="majorEastAsia" w:hAnsiTheme="majorHAnsi" w:cstheme="majorBidi"/>
       <w:color w:val="1F4D78" w:themeColor="accent1" w:themeShade="7F"/>
     </w:rPr>
   </w:style>
-  <w:style w:type="character" w:customStyle="1" w:styleId="Heading6Char">
-    <w:name w:val="Heading 6 Char"/>
-    <w:basedOn w:val="DefaultParagraphFont"/>
-    <w:link w:val="Heading6"/>
+  <w:style w:type="character" w:customStyle="1" w:styleId="60">
+    <w:name w:val="Заголовок 6 Знак"/>
+    <w:basedOn w:val="a0"/>
+    <w:link w:val="6"/>
     <w:uiPriority w:val="9"/>
     <w:rPr>
       <w:rFonts w:asciiTheme="majorHAnsi" w:eastAsiaTheme="majorEastAsia" w:hAnsiTheme="majorHAnsi" w:cstheme="majorBidi"/>
@@ -1261,10 +1345,10 @@
       <w:color w:val="1F4D78" w:themeColor="accent1" w:themeShade="7F"/>
     </w:rPr>
   </w:style>
-  <w:style w:type="character" w:customStyle="1" w:styleId="Heading7Char">
-    <w:name w:val="Heading 7 Char"/>
-    <w:basedOn w:val="DefaultParagraphFont"/>
-    <w:link w:val="Heading7"/>
+  <w:style w:type="character" w:customStyle="1" w:styleId="70">
+    <w:name w:val="Заголовок 7 Знак"/>
+    <w:basedOn w:val="a0"/>
+    <w:link w:val="7"/>
     <w:uiPriority w:val="9"/>
     <w:rPr>
       <w:rFonts w:asciiTheme="majorHAnsi" w:eastAsiaTheme="majorEastAsia" w:hAnsiTheme="majorHAnsi" w:cstheme="majorBidi"/>
@@ -1273,10 +1357,10 @@
       <w:color w:val="404040" w:themeColor="text1" w:themeTint="BF"/>
     </w:rPr>
   </w:style>
-  <w:style w:type="character" w:customStyle="1" w:styleId="Heading8Char">
-    <w:name w:val="Heading 8 Char"/>
-    <w:basedOn w:val="DefaultParagraphFont"/>
-    <w:link w:val="Heading8"/>
+  <w:style w:type="character" w:customStyle="1" w:styleId="80">
+    <w:name w:val="Заголовок 8 Знак"/>
+    <w:basedOn w:val="a0"/>
+    <w:link w:val="8"/>
     <w:uiPriority w:val="9"/>
     <w:rPr>
       <w:rFonts w:asciiTheme="majorHAnsi" w:eastAsiaTheme="majorEastAsia" w:hAnsiTheme="majorHAnsi" w:cstheme="majorBidi"/>
@@ -1285,10 +1369,10 @@
       <w:szCs w:val="20"/>
     </w:rPr>
   </w:style>
-  <w:style w:type="character" w:customStyle="1" w:styleId="Heading9Char">
-    <w:name w:val="Heading 9 Char"/>
-    <w:basedOn w:val="DefaultParagraphFont"/>
-    <w:link w:val="Heading9"/>
+  <w:style w:type="character" w:customStyle="1" w:styleId="90">
+    <w:name w:val="Заголовок 9 Знак"/>
+    <w:basedOn w:val="a0"/>
+    <w:link w:val="9"/>
     <w:uiPriority w:val="9"/>
     <w:rPr>
       <w:rFonts w:asciiTheme="majorHAnsi" w:eastAsiaTheme="majorEastAsia" w:hAnsiTheme="majorHAnsi" w:cstheme="majorBidi"/>
@@ -1299,11 +1383,11 @@
       <w:szCs w:val="20"/>
     </w:rPr>
   </w:style>
-  <w:style w:type="paragraph" w:styleId="Title">
+  <w:style w:type="paragraph" w:styleId="a4">
     <w:name w:val="Title"/>
-    <w:basedOn w:val="Normal"/>
-    <w:next w:val="Normal"/>
-    <w:link w:val="TitleChar"/>
+    <w:basedOn w:val="a"/>
+    <w:next w:val="a"/>
+    <w:link w:val="a5"/>
     <w:uiPriority w:val="10"/>
     <w:qFormat/>
     <w:pPr>
@@ -1321,10 +1405,10 @@
       <w:szCs w:val="52"/>
     </w:rPr>
   </w:style>
-  <w:style w:type="character" w:customStyle="1" w:styleId="TitleChar">
-    <w:name w:val="Title Char"/>
-    <w:basedOn w:val="DefaultParagraphFont"/>
-    <w:link w:val="Title"/>
+  <w:style w:type="character" w:customStyle="1" w:styleId="a5">
+    <w:name w:val="Заголовок Знак"/>
+    <w:basedOn w:val="a0"/>
+    <w:link w:val="a4"/>
     <w:uiPriority w:val="10"/>
     <w:rPr>
       <w:rFonts w:asciiTheme="majorHAnsi" w:eastAsiaTheme="majorEastAsia" w:hAnsiTheme="majorHAnsi" w:cstheme="majorBidi"/>
@@ -1334,11 +1418,11 @@
       <w:szCs w:val="52"/>
     </w:rPr>
   </w:style>
-  <w:style w:type="paragraph" w:styleId="Subtitle">
+  <w:style w:type="paragraph" w:styleId="a6">
     <w:name w:val="Subtitle"/>
-    <w:basedOn w:val="Normal"/>
-    <w:next w:val="Normal"/>
-    <w:link w:val="SubtitleChar"/>
+    <w:basedOn w:val="a"/>
+    <w:next w:val="a"/>
+    <w:link w:val="a7"/>
     <w:uiPriority w:val="11"/>
     <w:qFormat/>
     <w:pPr>
@@ -1356,10 +1440,10 @@
       <w:szCs w:val="24"/>
     </w:rPr>
   </w:style>
-  <w:style w:type="character" w:customStyle="1" w:styleId="SubtitleChar">
-    <w:name w:val="Subtitle Char"/>
-    <w:basedOn w:val="DefaultParagraphFont"/>
-    <w:link w:val="Subtitle"/>
+  <w:style w:type="character" w:customStyle="1" w:styleId="a7">
+    <w:name w:val="Подзаголовок Знак"/>
+    <w:basedOn w:val="a0"/>
+    <w:link w:val="a6"/>
     <w:uiPriority w:val="11"/>
     <w:rPr>
       <w:rFonts w:asciiTheme="majorHAnsi" w:eastAsiaTheme="majorEastAsia" w:hAnsiTheme="majorHAnsi" w:cstheme="majorBidi"/>
@@ -1371,9 +1455,9 @@
       <w:szCs w:val="24"/>
     </w:rPr>
   </w:style>
-  <w:style w:type="character" w:styleId="SubtleEmphasis">
+  <w:style w:type="character" w:styleId="a8">
     <w:name w:val="Subtle Emphasis"/>
-    <w:basedOn w:val="DefaultParagraphFont"/>
+    <w:basedOn w:val="a0"/>
     <w:uiPriority w:val="19"/>
     <w:qFormat/>
     <w:rPr>
@@ -1382,9 +1466,9 @@
       <w:color w:val="808080" w:themeColor="text1" w:themeTint="7F"/>
     </w:rPr>
   </w:style>
-  <w:style w:type="character" w:styleId="Emphasis">
+  <w:style w:type="character" w:styleId="a9">
     <w:name w:val="Emphasis"/>
-    <w:basedOn w:val="DefaultParagraphFont"/>
+    <w:basedOn w:val="a0"/>
     <w:uiPriority w:val="20"/>
     <w:qFormat/>
     <w:rPr>
@@ -1392,9 +1476,9 @@
       <w:iCs/>
     </w:rPr>
   </w:style>
-  <w:style w:type="character" w:styleId="IntenseEmphasis">
+  <w:style w:type="character" w:styleId="aa">
     <w:name w:val="Intense Emphasis"/>
-    <w:basedOn w:val="DefaultParagraphFont"/>
+    <w:basedOn w:val="a0"/>
     <w:uiPriority w:val="21"/>
     <w:qFormat/>
     <w:rPr>
@@ -1405,9 +1489,9 @@
       <w:color w:val="5B9BD5" w:themeColor="accent1"/>
     </w:rPr>
   </w:style>
-  <w:style w:type="character" w:styleId="Strong">
+  <w:style w:type="character" w:styleId="ab">
     <w:name w:val="Strong"/>
-    <w:basedOn w:val="DefaultParagraphFont"/>
+    <w:basedOn w:val="a0"/>
     <w:uiPriority w:val="22"/>
     <w:qFormat/>
     <w:rPr>
@@ -1415,11 +1499,11 @@
       <w:bCs/>
     </w:rPr>
   </w:style>
-  <w:style w:type="paragraph" w:styleId="Quote">
+  <w:style w:type="paragraph" w:styleId="21">
     <w:name w:val="Quote"/>
-    <w:basedOn w:val="Normal"/>
-    <w:next w:val="Normal"/>
-    <w:link w:val="QuoteChar"/>
+    <w:basedOn w:val="a"/>
+    <w:next w:val="a"/>
+    <w:link w:val="22"/>
     <w:uiPriority w:val="29"/>
     <w:qFormat/>
     <w:rPr>
@@ -1428,10 +1512,10 @@
       <w:color w:val="000000" w:themeColor="text1"/>
     </w:rPr>
   </w:style>
-  <w:style w:type="character" w:customStyle="1" w:styleId="QuoteChar">
-    <w:name w:val="Quote Char"/>
-    <w:basedOn w:val="DefaultParagraphFont"/>
-    <w:link w:val="Quote"/>
+  <w:style w:type="character" w:customStyle="1" w:styleId="22">
+    <w:name w:val="Цитата 2 Знак"/>
+    <w:basedOn w:val="a0"/>
+    <w:link w:val="21"/>
     <w:uiPriority w:val="29"/>
     <w:rPr>
       <w:i/>
@@ -1439,11 +1523,11 @@
       <w:color w:val="000000" w:themeColor="text1"/>
     </w:rPr>
   </w:style>
-  <w:style w:type="paragraph" w:styleId="IntenseQuote">
+  <w:style w:type="paragraph" w:styleId="ac">
     <w:name w:val="Intense Quote"/>
-    <w:basedOn w:val="Normal"/>
-    <w:next w:val="Normal"/>
-    <w:link w:val="IntenseQuoteChar"/>
+    <w:basedOn w:val="a"/>
+    <w:next w:val="a"/>
+    <w:link w:val="ad"/>
     <w:uiPriority w:val="30"/>
     <w:qFormat/>
     <w:pPr>
@@ -1461,10 +1545,10 @@
       <w:color w:val="5B9BD5" w:themeColor="accent1"/>
     </w:rPr>
   </w:style>
-  <w:style w:type="character" w:customStyle="1" w:styleId="IntenseQuoteChar">
-    <w:name w:val="Intense Quote Char"/>
-    <w:basedOn w:val="DefaultParagraphFont"/>
-    <w:link w:val="IntenseQuote"/>
+  <w:style w:type="character" w:customStyle="1" w:styleId="ad">
+    <w:name w:val="Выделенная цитата Знак"/>
+    <w:basedOn w:val="a0"/>
+    <w:link w:val="ac"/>
     <w:uiPriority w:val="30"/>
     <w:rPr>
       <w:b/>
@@ -1474,9 +1558,9 @@
       <w:color w:val="5B9BD5" w:themeColor="accent1"/>
     </w:rPr>
   </w:style>
-  <w:style w:type="character" w:styleId="SubtleReference">
+  <w:style w:type="character" w:styleId="ae">
     <w:name w:val="Subtle Reference"/>
-    <w:basedOn w:val="DefaultParagraphFont"/>
+    <w:basedOn w:val="a0"/>
     <w:uiPriority w:val="31"/>
     <w:qFormat/>
     <w:rPr>
@@ -1485,9 +1569,9 @@
       <w:u w:val="single"/>
     </w:rPr>
   </w:style>
-  <w:style w:type="character" w:styleId="IntenseReference">
+  <w:style w:type="character" w:styleId="af">
     <w:name w:val="Intense Reference"/>
-    <w:basedOn w:val="DefaultParagraphFont"/>
+    <w:basedOn w:val="a0"/>
     <w:uiPriority w:val="32"/>
     <w:qFormat/>
     <w:rPr>
@@ -1499,9 +1583,9 @@
       <w:u w:val="single"/>
     </w:rPr>
   </w:style>
-  <w:style w:type="character" w:styleId="BookTitle">
+  <w:style w:type="character" w:styleId="af0">
     <w:name w:val="Book Title"/>
-    <w:basedOn w:val="DefaultParagraphFont"/>
+    <w:basedOn w:val="a0"/>
     <w:uiPriority w:val="33"/>
     <w:qFormat/>
     <w:rPr>
@@ -1511,9 +1595,9 @@
       <w:spacing w:val="5"/>
     </w:rPr>
   </w:style>
-  <w:style w:type="paragraph" w:styleId="ListParagraph">
+  <w:style w:type="paragraph" w:styleId="af1">
     <w:name w:val="List Paragraph"/>
-    <w:basedOn w:val="Normal"/>
+    <w:basedOn w:val="a"/>
     <w:uiPriority w:val="34"/>
     <w:qFormat/>
     <w:pPr>
@@ -1521,10 +1605,10 @@
       <w:contextualSpacing/>
     </w:pPr>
   </w:style>
-  <w:style w:type="paragraph" w:styleId="FootnoteText">
+  <w:style w:type="paragraph" w:styleId="af2">
     <w:name w:val="footnote text"/>
-    <w:basedOn w:val="Normal"/>
-    <w:link w:val="FootnoteTextChar"/>
+    <w:basedOn w:val="a"/>
+    <w:link w:val="af3"/>
     <w:uiPriority w:val="99"/>
     <w:semiHidden/>
     <w:unhideWhenUsed/>
@@ -1533,10 +1617,10 @@
       <w:szCs w:val="20"/>
     </w:rPr>
   </w:style>
-  <w:style w:type="character" w:customStyle="1" w:styleId="FootnoteTextChar">
-    <w:name w:val="Footnote Text Char"/>
-    <w:basedOn w:val="DefaultParagraphFont"/>
-    <w:link w:val="FootnoteText"/>
+  <w:style w:type="character" w:customStyle="1" w:styleId="af3">
+    <w:name w:val="Текст сноски Знак"/>
+    <w:basedOn w:val="a0"/>
+    <w:link w:val="af2"/>
     <w:uiPriority w:val="99"/>
     <w:semiHidden/>
     <w:rPr>
@@ -1544,9 +1628,9 @@
       <w:szCs w:val="20"/>
     </w:rPr>
   </w:style>
-  <w:style w:type="character" w:styleId="FootnoteReference">
+  <w:style w:type="character" w:styleId="af4">
     <w:name w:val="footnote reference"/>
-    <w:basedOn w:val="DefaultParagraphFont"/>
+    <w:basedOn w:val="a0"/>
     <w:uiPriority w:val="99"/>
     <w:semiHidden/>
     <w:unhideWhenUsed/>
@@ -1554,10 +1638,10 @@
       <w:vertAlign w:val="superscript"/>
     </w:rPr>
   </w:style>
-  <w:style w:type="paragraph" w:styleId="EndnoteText">
+  <w:style w:type="paragraph" w:styleId="af5">
     <w:name w:val="endnote text"/>
-    <w:basedOn w:val="Normal"/>
-    <w:link w:val="EndnoteTextChar"/>
+    <w:basedOn w:val="a"/>
+    <w:link w:val="af6"/>
     <w:uiPriority w:val="99"/>
     <w:semiHidden/>
     <w:unhideWhenUsed/>
@@ -1566,10 +1650,10 @@
       <w:szCs w:val="20"/>
     </w:rPr>
   </w:style>
-  <w:style w:type="character" w:customStyle="1" w:styleId="EndnoteTextChar">
-    <w:name w:val="Endnote Text Char"/>
-    <w:basedOn w:val="DefaultParagraphFont"/>
-    <w:link w:val="EndnoteText"/>
+  <w:style w:type="character" w:customStyle="1" w:styleId="af6">
+    <w:name w:val="Текст концевой сноски Знак"/>
+    <w:basedOn w:val="a0"/>
+    <w:link w:val="af5"/>
     <w:uiPriority w:val="99"/>
     <w:semiHidden/>
     <w:rPr>
@@ -1577,9 +1661,9 @@
       <w:szCs w:val="20"/>
     </w:rPr>
   </w:style>
-  <w:style w:type="character" w:styleId="EndnoteReference">
+  <w:style w:type="character" w:styleId="af7">
     <w:name w:val="endnote reference"/>
-    <w:basedOn w:val="DefaultParagraphFont"/>
+    <w:basedOn w:val="a0"/>
     <w:uiPriority w:val="99"/>
     <w:semiHidden/>
     <w:unhideWhenUsed/>
@@ -1587,9 +1671,9 @@
       <w:vertAlign w:val="superscript"/>
     </w:rPr>
   </w:style>
-  <w:style w:type="character" w:styleId="Hyperlink">
+  <w:style w:type="character" w:styleId="af8">
     <w:name w:val="Hyperlink"/>
-    <w:basedOn w:val="DefaultParagraphFont"/>
+    <w:basedOn w:val="a0"/>
     <w:uiPriority w:val="99"/>
     <w:unhideWhenUsed/>
     <w:rPr>
@@ -1597,10 +1681,10 @@
       <w:u w:val="single"/>
     </w:rPr>
   </w:style>
-  <w:style w:type="paragraph" w:styleId="PlainText">
+  <w:style w:type="paragraph" w:styleId="af9">
     <w:name w:val="Plain Text"/>
-    <w:basedOn w:val="Normal"/>
-    <w:link w:val="PlainTextChar"/>
+    <w:basedOn w:val="a"/>
+    <w:link w:val="afa"/>
     <w:uiPriority w:val="99"/>
     <w:semiHidden/>
     <w:unhideWhenUsed/>
@@ -1610,10 +1694,10 @@
       <w:szCs w:val="21"/>
     </w:rPr>
   </w:style>
-  <w:style w:type="character" w:customStyle="1" w:styleId="PlainTextChar">
-    <w:name w:val="Plain Text Char"/>
-    <w:basedOn w:val="DefaultParagraphFont"/>
-    <w:link w:val="PlainText"/>
+  <w:style w:type="character" w:customStyle="1" w:styleId="afa">
+    <w:name w:val="Текст Знак"/>
+    <w:basedOn w:val="a0"/>
+    <w:link w:val="af9"/>
     <w:uiPriority w:val="99"/>
     <w:rPr>
       <w:rFonts w:ascii="Courier New" w:hAnsi="Courier New" w:cs="Courier New"/>
@@ -1621,30 +1705,30 @@
       <w:szCs w:val="21"/>
     </w:rPr>
   </w:style>
-  <w:style w:type="paragraph" w:styleId="Header">
+  <w:style w:type="paragraph" w:styleId="afb">
     <w:name w:val="header"/>
-    <w:basedOn w:val="Normal"/>
-    <w:link w:val="HeaderChar"/>
+    <w:basedOn w:val="a"/>
+    <w:link w:val="afc"/>
     <w:uiPriority w:val="99"/>
     <w:unhideWhenUsed/>
   </w:style>
-  <w:style w:type="character" w:customStyle="1" w:styleId="HeaderChar">
-    <w:name w:val="Header Char"/>
-    <w:basedOn w:val="DefaultParagraphFont"/>
-    <w:link w:val="Header"/>
+  <w:style w:type="character" w:customStyle="1" w:styleId="afc">
+    <w:name w:val="Верхний колонтитул Знак"/>
+    <w:basedOn w:val="a0"/>
+    <w:link w:val="afb"/>
     <w:uiPriority w:val="99"/>
   </w:style>
-  <w:style w:type="paragraph" w:styleId="Footer">
+  <w:style w:type="paragraph" w:styleId="afd">
     <w:name w:val="footer"/>
-    <w:basedOn w:val="Normal"/>
-    <w:link w:val="FooterChar"/>
+    <w:basedOn w:val="a"/>
+    <w:link w:val="afe"/>
     <w:uiPriority w:val="99"/>
     <w:unhideWhenUsed/>
   </w:style>
-  <w:style w:type="character" w:customStyle="1" w:styleId="FooterChar">
-    <w:name w:val="Footer Char"/>
-    <w:basedOn w:val="DefaultParagraphFont"/>
-    <w:link w:val="Footer"/>
+  <w:style w:type="character" w:customStyle="1" w:styleId="afe">
+    <w:name w:val="Нижний колонтитул Знак"/>
+    <w:basedOn w:val="a0"/>
+    <w:link w:val="afd"/>
     <w:uiPriority w:val="99"/>
   </w:style>
 </w:styles>
